--- a/guj/docx/59.content.docx
+++ b/guj/docx/59.content.docx
@@ -554,36 +554,24 @@
         </w:rPr>
         <w:t xml:space="preserve">આ પત્રનો લેખક યાકૂબ હતો તે વિષે બાઈબલના વિદ્વાનો મધ્યે વ્યાપક સંમતિ છે. યાકૂબ, ઈસુનો સાવકો ભાઈ તથા શરૂઆતની મંડળીમાં યરુશાલેમ મુકામે એક આગેવાન હતો. તે તેના જ્ઞાન તથા અધિકાર વિષે માનીતો હતો. ઉદાહરણ તરીકે, યરુશાલેમ પરિષદ, શરૂઆતની મંડળીની એક અગત્યની સભા, જેનું વર્ણન </w:t>
       </w:r>
-      <w:hyperlink r:id="rId13">
-        <w:r>
-          <w:rPr>
-            <w:lang w:val="gu_IN" w:bidi="gu_IN"/>
-          </w:rPr>
-          <w:rPr>
-            <w:color w:val="0000EE"/>
-            <w:u w:val="single"/>
-          </w:rPr>
-          <w:t>પ્રેરિતોના કૃત્યો ૧૫:૧૩–૨૧</w:t>
-        </w:r>
-      </w:hyperlink>
+      <w:r>
+        <w:rPr>
+          <w:lang w:val="gu_IN" w:bidi="gu_IN"/>
+        </w:rPr>
+        <w:t>પ્રેરિતોના કૃત્યો ૧૫:૧૩–૨૧</w:t>
+      </w:r>
       <w:r>
         <w:rPr>
           <w:lang w:val="gu_IN" w:bidi="gu_IN"/>
         </w:rPr>
         <w:t xml:space="preserve"> માં કરવામાં આવ્યું છે, તે સભામાં તેના શબ્દો નિર્ણાયક હતા. </w:t>
       </w:r>
-      <w:hyperlink r:id="rId14">
-        <w:r>
-          <w:rPr>
-            <w:lang w:val="gu_IN" w:bidi="gu_IN"/>
-          </w:rPr>
-          <w:rPr>
-            <w:color w:val="0000EE"/>
-            <w:u w:val="single"/>
-          </w:rPr>
-          <w:t>ગલાતીઓને પત્ર ૨:૯</w:t>
-        </w:r>
-      </w:hyperlink>
+      <w:r>
+        <w:rPr>
+          <w:lang w:val="gu_IN" w:bidi="gu_IN"/>
+        </w:rPr>
+        <w:t>ગલાતીઓને પત્ર ૨:૯</w:t>
+      </w:r>
       <w:r>
         <w:rPr>
           <w:lang w:val="gu_IN" w:bidi="gu_IN"/>
@@ -668,126 +656,84 @@
         </w:rPr>
         <w:t xml:space="preserve">ઈસુમાં વિશ્વાસીઓ જેઓ યહૂદી પશ્વાદ ભૂમિકા ધરાવતા હતા તેઓને આ પત્ર યાકૂબે લખ્યો. તે આ પત્રમાં ઘણી બાબતો કહે છે તે દ્વારા આ સ્પસ્ટ છે. ઉદાહરણ તરીકે, તે તેના વાચકોને લાક્ષણિક રીતે "બાર કુળો" તરીકે </w:t>
       </w:r>
-      <w:hyperlink r:id="rId15">
-        <w:r>
-          <w:rPr>
-            <w:lang w:val="gu_IN" w:bidi="gu_IN"/>
-          </w:rPr>
-          <w:rPr>
-            <w:color w:val="0000EE"/>
-            <w:u w:val="single"/>
-          </w:rPr>
-          <w:t>૧:૧</w:t>
-        </w:r>
-      </w:hyperlink>
+      <w:r>
+        <w:rPr>
+          <w:lang w:val="gu_IN" w:bidi="gu_IN"/>
+        </w:rPr>
+        <w:t>૧:૧</w:t>
+      </w:r>
       <w:r>
         <w:rPr>
           <w:lang w:val="gu_IN" w:bidi="gu_IN"/>
         </w:rPr>
         <w:t xml:space="preserve"> માં સંબોધિત કરે છે. તે તેઓના સભા સ્થળ વિષે "સભાસ્થાન" તરીકે </w:t>
       </w:r>
-      <w:hyperlink r:id="rId16">
-        <w:r>
-          <w:rPr>
-            <w:lang w:val="gu_IN" w:bidi="gu_IN"/>
-          </w:rPr>
-          <w:rPr>
-            <w:color w:val="0000EE"/>
-            <w:u w:val="single"/>
-          </w:rPr>
-          <w:t>૨:૨</w:t>
-        </w:r>
-      </w:hyperlink>
+      <w:r>
+        <w:rPr>
+          <w:lang w:val="gu_IN" w:bidi="gu_IN"/>
+        </w:rPr>
+        <w:t>૨:૨</w:t>
+      </w:r>
       <w:r>
         <w:rPr>
           <w:lang w:val="gu_IN" w:bidi="gu_IN"/>
         </w:rPr>
         <w:t xml:space="preserve"> માં વાત કરે છે. </w:t>
       </w:r>
-      <w:hyperlink r:id="rId17">
-        <w:r>
-          <w:rPr>
-            <w:lang w:val="gu_IN" w:bidi="gu_IN"/>
-          </w:rPr>
-          <w:rPr>
-            <w:color w:val="0000EE"/>
-            <w:u w:val="single"/>
-          </w:rPr>
-          <w:t>૨:૧૯</w:t>
-        </w:r>
-      </w:hyperlink>
+      <w:r>
+        <w:rPr>
+          <w:lang w:val="gu_IN" w:bidi="gu_IN"/>
+        </w:rPr>
+        <w:t>૨:૧૯</w:t>
+      </w:r>
       <w:r>
         <w:rPr>
           <w:lang w:val="gu_IN" w:bidi="gu_IN"/>
         </w:rPr>
         <w:t xml:space="preserve"> માં તે ધારણા કરે છે કે તેઓ મૂળભૂત યહૂદી ખાતરી "ઈશ્વર એક છે," તેનાથી પરિચિત છે અને </w:t>
       </w:r>
-      <w:hyperlink r:id="rId18">
-        <w:r>
-          <w:rPr>
-            <w:lang w:val="gu_IN" w:bidi="gu_IN"/>
-          </w:rPr>
-          <w:rPr>
-            <w:color w:val="0000EE"/>
-            <w:u w:val="single"/>
-          </w:rPr>
-          <w:t>૨:૨૧</w:t>
-        </w:r>
-      </w:hyperlink>
+      <w:r>
+        <w:rPr>
+          <w:lang w:val="gu_IN" w:bidi="gu_IN"/>
+        </w:rPr>
+        <w:t>૨:૨૧</w:t>
+      </w:r>
       <w:r>
         <w:rPr>
           <w:lang w:val="gu_IN" w:bidi="gu_IN"/>
         </w:rPr>
         <w:t xml:space="preserve"> માં તે ઈબ્રાહીમને "આપણા પિતા" તરીકે સંબોધે છે. </w:t>
       </w:r>
-      <w:hyperlink r:id="rId19">
-        <w:r>
-          <w:rPr>
-            <w:lang w:val="gu_IN" w:bidi="gu_IN"/>
-          </w:rPr>
-          <w:rPr>
-            <w:color w:val="0000EE"/>
-            <w:u w:val="single"/>
-          </w:rPr>
-          <w:t>૫:૪</w:t>
-        </w:r>
-      </w:hyperlink>
+      <w:r>
+        <w:rPr>
+          <w:lang w:val="gu_IN" w:bidi="gu_IN"/>
+        </w:rPr>
+        <w:t>૫:૪</w:t>
+      </w:r>
       <w:r>
         <w:rPr>
           <w:lang w:val="gu_IN" w:bidi="gu_IN"/>
         </w:rPr>
         <w:t xml:space="preserve"> માં તે ઈશ્વરને હિબ્રુ શીર્ષક સાબ્બાથ તરીકે સંબોધે છે. તેના વાચકો હિબ્રુ શાસ્ત્રોના લોકોની વાર્તાઓ જેવી કે અયૂબ (</w:t>
       </w:r>
-      <w:hyperlink r:id="rId20">
-        <w:r>
-          <w:rPr>
-            <w:lang w:val="gu_IN" w:bidi="gu_IN"/>
-          </w:rPr>
-          <w:rPr>
-            <w:color w:val="0000EE"/>
-            <w:u w:val="single"/>
-          </w:rPr>
-          <w:t>૫:૧૧</w:t>
-        </w:r>
-      </w:hyperlink>
+      <w:r>
+        <w:rPr>
+          <w:lang w:val="gu_IN" w:bidi="gu_IN"/>
+        </w:rPr>
+        <w:t>૫:૧૧</w:t>
+      </w:r>
       <w:r>
         <w:rPr>
           <w:lang w:val="gu_IN" w:bidi="gu_IN"/>
         </w:rPr>
         <w:t>) અને એલિયા (</w:t>
       </w:r>
-      <w:hyperlink r:id="rId21">
-        <w:r>
-          <w:rPr>
-            <w:lang w:val="gu_IN" w:bidi="gu_IN"/>
-          </w:rPr>
-          <w:rPr>
-            <w:color w:val="0000EE"/>
-            <w:u w:val="single"/>
-          </w:rPr>
-          <w:t>૫:૧૭</w:t>
-        </w:r>
-      </w:hyperlink>
+      <w:r>
+        <w:rPr>
+          <w:lang w:val="gu_IN" w:bidi="gu_IN"/>
+        </w:rPr>
+        <w:t>૫:૧૭</w:t>
+      </w:r>
       <w:r>
         <w:rPr>
           <w:lang w:val="gu_IN" w:bidi="gu_IN"/>
@@ -8369,18 +8315,12 @@
           <w:lang w:val="gu_IN" w:bidi="gu_IN"/>
         </w:rPr>
       </w:r>
-      <w:hyperlink r:id="rId22">
-        <w:r>
-          <w:rPr>
-            <w:lang w:val="gu_IN" w:bidi="gu_IN"/>
-          </w:rPr>
-          <w:rPr>
-            <w:color w:val="0000EE"/>
-            <w:u w:val="single"/>
-          </w:rPr>
-          <w:t>૧:૧૩</w:t>
-        </w:r>
-      </w:hyperlink>
+      <w:r>
+        <w:rPr>
+          <w:lang w:val="gu_IN" w:bidi="gu_IN"/>
+        </w:rPr>
+        <w:t>૧:૧૩</w:t>
+      </w:r>
       <w:r>
         <w:rPr>
           <w:lang w:val="gu_IN" w:bidi="gu_IN"/>
@@ -8697,18 +8637,12 @@
         </w:rPr>
         <w:t xml:space="preserve"> શબ્દસમૂહોનો અર્થ એકસમાન થાય છે. ભાર મૂકવા માટે યાકૂબ તેમનો ઉપયોગ એકસાથે કરે છે. (જેમ </w:t>
       </w:r>
-      <w:hyperlink r:id="rId23">
-        <w:r>
-          <w:rPr>
-            <w:lang w:val="gu_IN" w:bidi="gu_IN"/>
-          </w:rPr>
-          <w:rPr>
-            <w:color w:val="0000EE"/>
-            <w:u w:val="single"/>
-          </w:rPr>
-          <w:t>૧:૪</w:t>
-        </w:r>
-      </w:hyperlink>
+      <w:r>
+        <w:rPr>
+          <w:lang w:val="gu_IN" w:bidi="gu_IN"/>
+        </w:rPr>
+        <w:t>૧:૪</w:t>
+      </w:r>
       <w:r>
         <w:rPr>
           <w:lang w:val="gu_IN" w:bidi="gu_IN"/>
@@ -10571,18 +10505,12 @@
           <w:lang w:val="gu_IN" w:bidi="gu_IN"/>
         </w:rPr>
       </w:r>
-      <w:hyperlink r:id="rId24">
-        <w:r>
-          <w:rPr>
-            <w:lang w:val="gu_IN" w:bidi="gu_IN"/>
-          </w:rPr>
-          <w:rPr>
-            <w:color w:val="0000EE"/>
-            <w:u w:val="single"/>
-          </w:rPr>
-          <w:t>૧:૧</w:t>
-        </w:r>
-      </w:hyperlink>
+      <w:r>
+        <w:rPr>
+          <w:lang w:val="gu_IN" w:bidi="gu_IN"/>
+        </w:rPr>
+        <w:t>૧:૧</w:t>
+      </w:r>
       <w:r>
         <w:rPr>
           <w:u w:val="single"/>
@@ -14001,18 +13929,12 @@
         </w:rPr>
         <w:t xml:space="preserve">યાકૂબ શિક્ષણ આપવા માટે આગળ પણ કાલ્પનિક/અનુમાનિત સ્થિતિનો ઉપયોગ કરે છે. તેણે આપેલ </w:t>
       </w:r>
-      <w:hyperlink r:id="rId25">
-        <w:r>
-          <w:rPr>
-            <w:lang w:val="gu_IN" w:bidi="gu_IN"/>
-          </w:rPr>
-          <w:rPr>
-            <w:color w:val="0000EE"/>
-            <w:u w:val="single"/>
-          </w:rPr>
-          <w:t>૧:૨૩</w:t>
-        </w:r>
-      </w:hyperlink>
+      <w:r>
+        <w:rPr>
+          <w:lang w:val="gu_IN" w:bidi="gu_IN"/>
+        </w:rPr>
+        <w:t>૧:૨૩</w:t>
+      </w:r>
       <w:r>
         <w:rPr>
           <w:lang w:val="gu_IN" w:bidi="gu_IN"/>
@@ -14258,18 +14180,12 @@
         </w:rPr>
         <w:t xml:space="preserve"> નો અર્થ યાકૂબ શું કરે છે તેના વધુ સ્પસ્ટીકરણ માટે </w:t>
       </w:r>
-      <w:hyperlink r:id="rId26">
-        <w:r>
-          <w:rPr>
-            <w:lang w:val="gu_IN" w:bidi="gu_IN"/>
-          </w:rPr>
-          <w:rPr>
-            <w:color w:val="0000EE"/>
-            <w:u w:val="single"/>
-          </w:rPr>
-          <w:t>૨:૧૨</w:t>
-        </w:r>
-      </w:hyperlink>
+      <w:r>
+        <w:rPr>
+          <w:lang w:val="gu_IN" w:bidi="gu_IN"/>
+        </w:rPr>
+        <w:t>૨:૧૨</w:t>
+      </w:r>
       <w:r>
         <w:rPr>
           <w:lang w:val="gu_IN" w:bidi="gu_IN"/>
@@ -14585,36 +14501,24 @@
         </w:rPr>
         <w:t xml:space="preserve">જેમ </w:t>
       </w:r>
-      <w:hyperlink r:id="rId23">
-        <w:r>
-          <w:rPr>
-            <w:lang w:val="gu_IN" w:bidi="gu_IN"/>
-          </w:rPr>
-          <w:rPr>
-            <w:color w:val="0000EE"/>
-            <w:u w:val="single"/>
-          </w:rPr>
-          <w:t>૧:૪</w:t>
-        </w:r>
-      </w:hyperlink>
+      <w:r>
+        <w:rPr>
+          <w:lang w:val="gu_IN" w:bidi="gu_IN"/>
+        </w:rPr>
+        <w:t>૧:૪</w:t>
+      </w:r>
       <w:r>
         <w:rPr>
           <w:lang w:val="gu_IN" w:bidi="gu_IN"/>
         </w:rPr>
         <w:t xml:space="preserve"> અને </w:t>
       </w:r>
-      <w:hyperlink r:id="rId27">
-        <w:r>
-          <w:rPr>
-            <w:lang w:val="gu_IN" w:bidi="gu_IN"/>
-          </w:rPr>
-          <w:rPr>
-            <w:color w:val="0000EE"/>
-            <w:u w:val="single"/>
-          </w:rPr>
-          <w:t>૧:૧૭,</w:t>
-        </w:r>
-      </w:hyperlink>
+      <w:r>
+        <w:rPr>
+          <w:lang w:val="gu_IN" w:bidi="gu_IN"/>
+        </w:rPr>
+        <w:t>૧:૧૭,</w:t>
+      </w:r>
       <w:r>
         <w:rPr>
           <w:lang w:val="gu_IN" w:bidi="gu_IN"/>
@@ -15963,18 +15867,12 @@
         </w:rPr>
         <w:t xml:space="preserve"> શબ્દનો ઉપયોગ અતિરેક તરીકે કરે છે. ભલે વ્યક્તિએ જે કહ્યું તે કાળજીપૂર્વક નિયંત્રિત કર્યું ન હોય પણ અહીં વિચારપૂર્વક હજુ પણ તેના ધર્મમાં કેટલુંક મૂલ્ય હશે. પરંતુ યાકૂબ ભાર મૂકવા માંગે છે કે તે કેટલું અસંગત છે કે ઈશ્વરને પ્રેમ કરવાનો દાવો કરવો પરંતુ પછી એવી વાતો કહેવી જે અન્ય લોકોને નુકસાન પહોંચાડે અને અપમાનિત કરે છે. આ મુદ્દાને તે આગળ </w:t>
       </w:r>
-      <w:hyperlink r:id="rId28">
-        <w:r>
-          <w:rPr>
-            <w:lang w:val="gu_IN" w:bidi="gu_IN"/>
-          </w:rPr>
-          <w:rPr>
-            <w:color w:val="0000EE"/>
-            <w:u w:val="single"/>
-          </w:rPr>
-          <w:t>૩:૯–૧૦</w:t>
-        </w:r>
-      </w:hyperlink>
+      <w:r>
+        <w:rPr>
+          <w:lang w:val="gu_IN" w:bidi="gu_IN"/>
+        </w:rPr>
+        <w:t>૩:૯–૧૦</w:t>
+      </w:r>
       <w:r>
         <w:rPr>
           <w:lang w:val="gu_IN" w:bidi="gu_IN"/>
@@ -17192,18 +17090,12 @@
         </w:rPr>
         <w:t xml:space="preserve">2:1 kab4 rc://ta/man/translate/figs-metaphor ἀδελφοί μου 1 મારા ભાઈઓ 1 જુઓ કે ભાઈઓ શબ્દનું ભાષાંતર તમે </w:t>
       </w:r>
-      <w:hyperlink r:id="rId29">
-        <w:r>
-          <w:rPr>
-            <w:lang w:val="gu_IN" w:bidi="gu_IN"/>
-          </w:rPr>
-          <w:rPr>
-            <w:color w:val="0000EE"/>
-            <w:u w:val="single"/>
-          </w:rPr>
-          <w:t>૧:૨</w:t>
-        </w:r>
-      </w:hyperlink>
+      <w:r>
+        <w:rPr>
+          <w:lang w:val="gu_IN" w:bidi="gu_IN"/>
+        </w:rPr>
+        <w:t>૧:૨</w:t>
+      </w:r>
       <w:r>
         <w:rPr>
           <w:lang w:val="gu_IN" w:bidi="gu_IN"/>
@@ -17351,18 +17243,12 @@
         </w:rPr>
         <w:t xml:space="preserve">2:2 h5uh rc://ta/man/translate/figs-hypo ἐὰν γὰρ 1 કેમ કે જો 1 યાકૂબ શિક્ષણ આપવા માટે અનુમાનિત/કાલ્પનિક સ્થિતિનો ઉપયોગ કરી રહ્યો છે. આ કલમમાં અને તેની આગળની કલમમાં તે સ્થિતિને વર્ણવે છે અને </w:t>
       </w:r>
-      <w:hyperlink r:id="rId30">
-        <w:r>
-          <w:rPr>
-            <w:lang w:val="gu_IN" w:bidi="gu_IN"/>
-          </w:rPr>
-          <w:rPr>
-            <w:color w:val="0000EE"/>
-            <w:u w:val="single"/>
-          </w:rPr>
-          <w:t>૨:૪</w:t>
-        </w:r>
-      </w:hyperlink>
+      <w:r>
+        <w:rPr>
+          <w:lang w:val="gu_IN" w:bidi="gu_IN"/>
+        </w:rPr>
+        <w:t>૨:૪</w:t>
+      </w:r>
       <w:r>
         <w:rPr>
           <w:lang w:val="gu_IN" w:bidi="gu_IN"/>
@@ -18308,18 +18194,12 @@
           <w:lang w:val="gu_IN" w:bidi="gu_IN"/>
         </w:rPr>
       </w:r>
-      <w:hyperlink r:id="rId16">
-        <w:r>
-          <w:rPr>
-            <w:lang w:val="gu_IN" w:bidi="gu_IN"/>
-          </w:rPr>
-          <w:rPr>
-            <w:color w:val="0000EE"/>
-            <w:u w:val="single"/>
-          </w:rPr>
-          <w:t>૨:૨</w:t>
-        </w:r>
-      </w:hyperlink>
+      <w:r>
+        <w:rPr>
+          <w:lang w:val="gu_IN" w:bidi="gu_IN"/>
+        </w:rPr>
+        <w:t>૨:૨</w:t>
+      </w:r>
       <w:r>
         <w:rPr>
           <w:lang w:val="gu_IN" w:bidi="gu_IN"/>
@@ -18886,18 +18766,12 @@
         </w:rPr>
         <w:t xml:space="preserve">આનો અનુવાદ તમે </w:t>
       </w:r>
-      <w:hyperlink r:id="rId24">
-        <w:r>
-          <w:rPr>
-            <w:lang w:val="gu_IN" w:bidi="gu_IN"/>
-          </w:rPr>
-          <w:rPr>
-            <w:color w:val="0000EE"/>
-            <w:u w:val="single"/>
-          </w:rPr>
-          <w:t>૧:૧૬</w:t>
-        </w:r>
-      </w:hyperlink>
+      <w:r>
+        <w:rPr>
+          <w:lang w:val="gu_IN" w:bidi="gu_IN"/>
+        </w:rPr>
+        <w:t>૧:૧૬</w:t>
+      </w:r>
       <w:r>
         <w:rPr>
           <w:lang w:val="gu_IN" w:bidi="gu_IN"/>
@@ -19670,18 +19544,12 @@
         </w:rPr>
         <w:t xml:space="preserve">આ દ્વારા યાકૂબ શું કહેવા માંગે છે તે તેણે </w:t>
       </w:r>
-      <w:hyperlink r:id="rId16">
-        <w:r>
-          <w:rPr>
-            <w:lang w:val="gu_IN" w:bidi="gu_IN"/>
-          </w:rPr>
-          <w:rPr>
-            <w:color w:val="0000EE"/>
-            <w:u w:val="single"/>
-          </w:rPr>
-          <w:t>૨:૨–૩</w:t>
-        </w:r>
-      </w:hyperlink>
+      <w:r>
+        <w:rPr>
+          <w:lang w:val="gu_IN" w:bidi="gu_IN"/>
+        </w:rPr>
+        <w:t>૨:૨–૩</w:t>
+      </w:r>
       <w:r>
         <w:rPr>
           <w:lang w:val="gu_IN" w:bidi="gu_IN"/>
@@ -21004,18 +20872,12 @@
           <w:lang w:val="gu_IN" w:bidi="gu_IN"/>
         </w:rPr>
       </w:r>
-      <w:hyperlink r:id="rId31">
-        <w:r>
-          <w:rPr>
-            <w:lang w:val="gu_IN" w:bidi="gu_IN"/>
-          </w:rPr>
-          <w:rPr>
-            <w:color w:val="0000EE"/>
-            <w:u w:val="single"/>
-          </w:rPr>
-          <w:t>૨:૬</w:t>
-        </w:r>
-      </w:hyperlink>
+      <w:r>
+        <w:rPr>
+          <w:lang w:val="gu_IN" w:bidi="gu_IN"/>
+        </w:rPr>
+        <w:t>૨:૬</w:t>
+      </w:r>
       <w:r>
         <w:rPr>
           <w:lang w:val="gu_IN" w:bidi="gu_IN"/>
@@ -22985,18 +22847,12 @@
         </w:rPr>
         <w:t xml:space="preserve">જેમ </w:t>
       </w:r>
-      <w:hyperlink r:id="rId32">
-        <w:r>
-          <w:rPr>
-            <w:lang w:val="gu_IN" w:bidi="gu_IN"/>
-          </w:rPr>
-          <w:rPr>
-            <w:color w:val="0000EE"/>
-            <w:u w:val="single"/>
-          </w:rPr>
-          <w:t>૧:૨૫</w:t>
-        </w:r>
-      </w:hyperlink>
+      <w:r>
+        <w:rPr>
+          <w:lang w:val="gu_IN" w:bidi="gu_IN"/>
+        </w:rPr>
+        <w:t>૧:૨૫</w:t>
+      </w:r>
       <w:r>
         <w:rPr>
           <w:lang w:val="gu_IN" w:bidi="gu_IN"/>
@@ -23351,18 +23207,12 @@
         </w:rPr>
         <w:t xml:space="preserve"> વિષે વાત કરે છે ત્યારે તે, </w:t>
       </w:r>
-      <w:hyperlink r:id="rId33">
-        <w:r>
-          <w:rPr>
-            <w:lang w:val="gu_IN" w:bidi="gu_IN"/>
-          </w:rPr>
-          <w:rPr>
-            <w:color w:val="0000EE"/>
-            <w:u w:val="single"/>
-          </w:rPr>
-          <w:t>૨:૮</w:t>
-        </w:r>
-      </w:hyperlink>
+      <w:r>
+        <w:rPr>
+          <w:lang w:val="gu_IN" w:bidi="gu_IN"/>
+        </w:rPr>
+        <w:t>૨:૮</w:t>
+      </w:r>
       <w:r>
         <w:rPr>
           <w:lang w:val="gu_IN" w:bidi="gu_IN"/>
@@ -24265,18 +24115,12 @@
           <w:lang w:val="gu_IN" w:bidi="gu_IN"/>
         </w:rPr>
       </w:r>
-      <w:hyperlink r:id="rId29">
-        <w:r>
-          <w:rPr>
-            <w:lang w:val="gu_IN" w:bidi="gu_IN"/>
-          </w:rPr>
-          <w:rPr>
-            <w:color w:val="0000EE"/>
-            <w:u w:val="single"/>
-          </w:rPr>
-          <w:t>૧:૨</w:t>
-        </w:r>
-      </w:hyperlink>
+      <w:r>
+        <w:rPr>
+          <w:lang w:val="gu_IN" w:bidi="gu_IN"/>
+        </w:rPr>
+        <w:t>૧:૨</w:t>
+      </w:r>
       <w:r>
         <w:rPr>
           <w:lang w:val="gu_IN" w:bidi="gu_IN"/>
@@ -26095,18 +25939,12 @@
         </w:rPr>
         <w:t xml:space="preserve">યાકૂબ પ્રશ્ન સ્વરૂપનો ઉપયોગ શિક્ષણના એક ઉપકરણ તરીકે કરે છે. જો તમારી ભાષામાં તે વધુ સ્પસ્ટ હોય તો, તમે તેના શબ્દોનું ભાષાંતર એક વિધાન વાક્ય અથવા એક ઉદગાર વાક્ય તરીકે કરી શકો છો. જુઓ કે તમે આવી સમાન અભિવ્યક્તિ </w:t>
       </w:r>
-      <w:hyperlink r:id="rId34">
-        <w:r>
-          <w:rPr>
-            <w:lang w:val="gu_IN" w:bidi="gu_IN"/>
-          </w:rPr>
-          <w:rPr>
-            <w:color w:val="0000EE"/>
-            <w:u w:val="single"/>
-          </w:rPr>
-          <w:t>૨:૧૪</w:t>
-        </w:r>
-      </w:hyperlink>
+      <w:r>
+        <w:rPr>
+          <w:lang w:val="gu_IN" w:bidi="gu_IN"/>
+        </w:rPr>
+        <w:t>૨:૧૪</w:t>
+      </w:r>
       <w:r>
         <w:rPr>
           <w:lang w:val="gu_IN" w:bidi="gu_IN"/>
@@ -26473,18 +26311,12 @@
         </w:rPr>
         <w:t xml:space="preserve">આ વાક્ય વિષેની ચર્ચા આ પ્રકરણની સામાન્ય નોંધોમાં જુઓ. એ મદદરૂપ હોઈ શકે કે પ્રત્યક્ષ અવતરણને પરોક્ષ અવતરણમાં બદલી નાખવું જેથી સ્પસ્ટ કરી શકાય કે “તું” જે સંબોધિત થયો છે તે “તમારામાંનો એક” જે છે તે જ છે. </w:t>
       </w:r>
-      <w:hyperlink r:id="rId35">
-        <w:r>
-          <w:rPr>
-            <w:lang w:val="gu_IN" w:bidi="gu_IN"/>
-          </w:rPr>
-          <w:rPr>
-            <w:color w:val="0000EE"/>
-            <w:u w:val="single"/>
-          </w:rPr>
-          <w:t>૨:૧૬</w:t>
-        </w:r>
-      </w:hyperlink>
+      <w:r>
+        <w:rPr>
+          <w:lang w:val="gu_IN" w:bidi="gu_IN"/>
+        </w:rPr>
+        <w:t>૨:૧૬</w:t>
+      </w:r>
       <w:r>
         <w:rPr>
           <w:lang w:val="gu_IN" w:bidi="gu_IN"/>
@@ -26761,18 +26593,12 @@
         </w:rPr>
         <w:t xml:space="preserve">અહિ, “તું” એકવચન છે કારણ કે યાકૂબ ઉદાહરણ આપી રહ્યો છે કે કેવી રીતે કોઈક એક વ્યક્તિને સંબોધન કરે. ત્યારપછી આ કલમના બાકીના ભાગમાં અને કલમો </w:t>
       </w:r>
-      <w:hyperlink r:id="rId17">
-        <w:r>
-          <w:rPr>
-            <w:lang w:val="gu_IN" w:bidi="gu_IN"/>
-          </w:rPr>
-          <w:rPr>
-            <w:color w:val="0000EE"/>
-            <w:u w:val="single"/>
-          </w:rPr>
-          <w:t>૧૯–૨૨</w:t>
-        </w:r>
-      </w:hyperlink>
+      <w:r>
+        <w:rPr>
+          <w:lang w:val="gu_IN" w:bidi="gu_IN"/>
+        </w:rPr>
+        <w:t>૧૯–૨૨</w:t>
+      </w:r>
       <w:r>
         <w:rPr>
           <w:lang w:val="gu_IN" w:bidi="gu_IN"/>
@@ -29596,36 +29422,24 @@
         </w:rPr>
         <w:t xml:space="preserve">યાકૂબ ધારે છે કે તેના વાચકો સમજશે કે </w:t>
       </w:r>
-      <w:hyperlink r:id="rId36">
-        <w:r>
-          <w:rPr>
-            <w:lang w:val="gu_IN" w:bidi="gu_IN"/>
-          </w:rPr>
-          <w:rPr>
-            <w:color w:val="0000EE"/>
-            <w:u w:val="single"/>
-          </w:rPr>
-          <w:t>યશાયા ૪૧:૮</w:t>
-        </w:r>
-      </w:hyperlink>
+      <w:r>
+        <w:rPr>
+          <w:lang w:val="gu_IN" w:bidi="gu_IN"/>
+        </w:rPr>
+        <w:t>યશાયા ૪૧:૮</w:t>
+      </w:r>
       <w:r>
         <w:rPr>
           <w:lang w:val="gu_IN" w:bidi="gu_IN"/>
         </w:rPr>
         <w:t xml:space="preserve">, ઈશ્વર ઇઝરાયેલીઓનો ઉલ્લેખ “ઇબ્રાહીમ મારા મિત્રના વંશજો” અને </w:t>
       </w:r>
-      <w:hyperlink r:id="rId37">
-        <w:r>
-          <w:rPr>
-            <w:lang w:val="gu_IN" w:bidi="gu_IN"/>
-          </w:rPr>
-          <w:rPr>
-            <w:color w:val="0000EE"/>
-            <w:u w:val="single"/>
-          </w:rPr>
-          <w:t>૨ કાળવૃતાંત ૨૦:૭</w:t>
-        </w:r>
-      </w:hyperlink>
+      <w:r>
+        <w:rPr>
+          <w:lang w:val="gu_IN" w:bidi="gu_IN"/>
+        </w:rPr>
+        <w:t>૨ કાળવૃતાંત ૨૦:૭</w:t>
+      </w:r>
       <w:r>
         <w:rPr>
           <w:lang w:val="gu_IN" w:bidi="gu_IN"/>
@@ -30880,18 +30694,12 @@
         </w:rPr>
         <w:t xml:space="preserve">યાકૂબ આ શબ્દનો ઉપયોગ, જેને આ દલીલમાંથી રદ કરી શકાય તેવા એક સર્વસામાન્ય સિદ્ધાંતની પ્રસ્તાવના માટે કરે છે જે વિષેની દલીલો તે </w:t>
       </w:r>
-      <w:hyperlink r:id="rId34">
-        <w:r>
-          <w:rPr>
-            <w:lang w:val="gu_IN" w:bidi="gu_IN"/>
-          </w:rPr>
-          <w:rPr>
-            <w:color w:val="0000EE"/>
-            <w:u w:val="single"/>
-          </w:rPr>
-          <w:t>૨:૧૪</w:t>
-        </w:r>
-      </w:hyperlink>
+      <w:r>
+        <w:rPr>
+          <w:lang w:val="gu_IN" w:bidi="gu_IN"/>
+        </w:rPr>
+        <w:t>૨:૧૪</w:t>
+      </w:r>
       <w:r>
         <w:rPr>
           <w:lang w:val="gu_IN" w:bidi="gu_IN"/>
@@ -31256,108 +31064,72 @@
         </w:rPr>
         <w:t xml:space="preserve">રૂપકો## આ અધ્યાયમાં, ઈશ્વરને પસંદ પડે તેવું જીવન કેવી રીતે જીવવું, તેનું શિક્ષણ આપવા યાકૂબ રોજબરોજના જીવનમાંથી ઘણાં ઉદાહરણોનો ઉપયોગ કરે છે. તે ઘોડાઓ વિષે </w:t>
       </w:r>
-      <w:hyperlink r:id="rId38">
-        <w:r>
-          <w:rPr>
-            <w:lang w:val="gu_IN" w:bidi="gu_IN"/>
-          </w:rPr>
-          <w:rPr>
-            <w:color w:val="0000EE"/>
-            <w:u w:val="single"/>
-          </w:rPr>
-          <w:t>૩:૩</w:t>
-        </w:r>
-      </w:hyperlink>
+      <w:r>
+        <w:rPr>
+          <w:lang w:val="gu_IN" w:bidi="gu_IN"/>
+        </w:rPr>
+        <w:t>૩:૩</w:t>
+      </w:r>
       <w:r>
         <w:rPr>
           <w:lang w:val="gu_IN" w:bidi="gu_IN"/>
         </w:rPr>
         <w:t xml:space="preserve">, વહાણો વિષે </w:t>
       </w:r>
-      <w:hyperlink r:id="rId39">
-        <w:r>
-          <w:rPr>
-            <w:lang w:val="gu_IN" w:bidi="gu_IN"/>
-          </w:rPr>
-          <w:rPr>
-            <w:color w:val="0000EE"/>
-            <w:u w:val="single"/>
-          </w:rPr>
-          <w:t>૩:૪</w:t>
-        </w:r>
-      </w:hyperlink>
+      <w:r>
+        <w:rPr>
+          <w:lang w:val="gu_IN" w:bidi="gu_IN"/>
+        </w:rPr>
+        <w:t>૩:૪</w:t>
+      </w:r>
       <w:r>
         <w:rPr>
           <w:lang w:val="gu_IN" w:bidi="gu_IN"/>
         </w:rPr>
         <w:t xml:space="preserve">, જંગલમાંના અગ્નિ વિષે </w:t>
       </w:r>
-      <w:hyperlink r:id="rId40">
-        <w:r>
-          <w:rPr>
-            <w:lang w:val="gu_IN" w:bidi="gu_IN"/>
-          </w:rPr>
-          <w:rPr>
-            <w:color w:val="0000EE"/>
-            <w:u w:val="single"/>
-          </w:rPr>
-          <w:t>૩:૫</w:t>
-        </w:r>
-      </w:hyperlink>
+      <w:r>
+        <w:rPr>
+          <w:lang w:val="gu_IN" w:bidi="gu_IN"/>
+        </w:rPr>
+        <w:t>૩:૫</w:t>
+      </w:r>
       <w:r>
         <w:rPr>
           <w:lang w:val="gu_IN" w:bidi="gu_IN"/>
         </w:rPr>
         <w:t xml:space="preserve">, પ્રાણીને નાથવા વિષે </w:t>
       </w:r>
-      <w:hyperlink r:id="rId41">
-        <w:r>
-          <w:rPr>
-            <w:lang w:val="gu_IN" w:bidi="gu_IN"/>
-          </w:rPr>
-          <w:rPr>
-            <w:color w:val="0000EE"/>
-            <w:u w:val="single"/>
-          </w:rPr>
-          <w:t>૩:૭</w:t>
-        </w:r>
-      </w:hyperlink>
+      <w:r>
+        <w:rPr>
+          <w:lang w:val="gu_IN" w:bidi="gu_IN"/>
+        </w:rPr>
+        <w:t>૩:૭</w:t>
+      </w:r>
       <w:r>
         <w:rPr>
           <w:lang w:val="gu_IN" w:bidi="gu_IN"/>
         </w:rPr>
         <w:t xml:space="preserve">, પાણીના ઝરા વિષે </w:t>
       </w:r>
-      <w:hyperlink r:id="rId42">
-        <w:r>
-          <w:rPr>
-            <w:lang w:val="gu_IN" w:bidi="gu_IN"/>
-          </w:rPr>
-          <w:rPr>
-            <w:color w:val="0000EE"/>
-            <w:u w:val="single"/>
-          </w:rPr>
-          <w:t>૩:૧૧</w:t>
-        </w:r>
-      </w:hyperlink>
+      <w:r>
+        <w:rPr>
+          <w:lang w:val="gu_IN" w:bidi="gu_IN"/>
+        </w:rPr>
+        <w:t>૩:૧૧</w:t>
+      </w:r>
       <w:r>
         <w:rPr>
           <w:lang w:val="gu_IN" w:bidi="gu_IN"/>
         </w:rPr>
         <w:t xml:space="preserve">, અને ફળોના ઝાડો વિષે </w:t>
       </w:r>
-      <w:hyperlink r:id="rId43">
-        <w:r>
-          <w:rPr>
-            <w:lang w:val="gu_IN" w:bidi="gu_IN"/>
-          </w:rPr>
-          <w:rPr>
-            <w:color w:val="0000EE"/>
-            <w:u w:val="single"/>
-          </w:rPr>
-          <w:t>૩:૧૨</w:t>
-        </w:r>
-      </w:hyperlink>
+      <w:r>
+        <w:rPr>
+          <w:lang w:val="gu_IN" w:bidi="gu_IN"/>
+        </w:rPr>
+        <w:t>૩:૧૨</w:t>
+      </w:r>
       <w:r>
         <w:rPr>
           <w:lang w:val="gu_IN" w:bidi="gu_IN"/>
@@ -31532,18 +31304,12 @@
         </w:rPr>
         <w:t xml:space="preserve">“ભાઈઓ” શબ્દનું ભાષાંતર તમે </w:t>
       </w:r>
-      <w:hyperlink r:id="rId29">
-        <w:r>
-          <w:rPr>
-            <w:lang w:val="gu_IN" w:bidi="gu_IN"/>
-          </w:rPr>
-          <w:rPr>
-            <w:color w:val="0000EE"/>
-            <w:u w:val="single"/>
-          </w:rPr>
-          <w:t>૧:૨</w:t>
-        </w:r>
-      </w:hyperlink>
+      <w:r>
+        <w:rPr>
+          <w:lang w:val="gu_IN" w:bidi="gu_IN"/>
+        </w:rPr>
+        <w:t>૧:૨</w:t>
+      </w:r>
       <w:r>
         <w:rPr>
           <w:lang w:val="gu_IN" w:bidi="gu_IN"/>
@@ -32156,18 +31922,12 @@
         </w:rPr>
         <w:t xml:space="preserve">જેમ </w:t>
       </w:r>
-      <w:hyperlink r:id="rId44">
-        <w:r>
-          <w:rPr>
-            <w:lang w:val="gu_IN" w:bidi="gu_IN"/>
-          </w:rPr>
-          <w:rPr>
-            <w:color w:val="0000EE"/>
-            <w:u w:val="single"/>
-          </w:rPr>
-          <w:t>૨:૧૦</w:t>
-        </w:r>
-      </w:hyperlink>
+      <w:r>
+        <w:rPr>
+          <w:lang w:val="gu_IN" w:bidi="gu_IN"/>
+        </w:rPr>
+        <w:t>૨:૧૦</w:t>
+      </w:r>
       <w:r>
         <w:rPr>
           <w:lang w:val="gu_IN" w:bidi="gu_IN"/>
@@ -32354,18 +32114,12 @@
         </w:rPr>
         <w:t xml:space="preserve">જેમ </w:t>
       </w:r>
-      <w:hyperlink r:id="rId23">
-        <w:r>
-          <w:rPr>
-            <w:lang w:val="gu_IN" w:bidi="gu_IN"/>
-          </w:rPr>
-          <w:rPr>
-            <w:color w:val="0000EE"/>
-            <w:u w:val="single"/>
-          </w:rPr>
-          <w:t>૧:૪</w:t>
-        </w:r>
-      </w:hyperlink>
+      <w:r>
+        <w:rPr>
+          <w:lang w:val="gu_IN" w:bidi="gu_IN"/>
+        </w:rPr>
+        <w:t>૧:૪</w:t>
+      </w:r>
       <w:r>
         <w:rPr>
           <w:lang w:val="gu_IN" w:bidi="gu_IN"/>
@@ -32450,18 +32204,12 @@
         </w:rPr>
         <w:t xml:space="preserve">જેમ </w:t>
       </w:r>
-      <w:hyperlink r:id="rId45">
-        <w:r>
-          <w:rPr>
-            <w:lang w:val="gu_IN" w:bidi="gu_IN"/>
-          </w:rPr>
-          <w:rPr>
-            <w:color w:val="0000EE"/>
-            <w:u w:val="single"/>
-          </w:rPr>
-          <w:t>૧:૨૬</w:t>
-        </w:r>
-      </w:hyperlink>
+      <w:r>
+        <w:rPr>
+          <w:lang w:val="gu_IN" w:bidi="gu_IN"/>
+        </w:rPr>
+        <w:t>૧:૨૬</w:t>
+      </w:r>
       <w:r>
         <w:rPr>
           <w:lang w:val="gu_IN" w:bidi="gu_IN"/>
@@ -37811,18 +37559,12 @@
         </w:rPr>
         <w:t xml:space="preserve">જુઓ કે તમે શબ્દો “સારું બોલવું”નો અનુવાદ </w:t>
       </w:r>
-      <w:hyperlink r:id="rId28">
-        <w:r>
-          <w:rPr>
-            <w:lang w:val="gu_IN" w:bidi="gu_IN"/>
-          </w:rPr>
-          <w:rPr>
-            <w:color w:val="0000EE"/>
-            <w:u w:val="single"/>
-          </w:rPr>
-          <w:t>૩:૯</w:t>
-        </w:r>
-      </w:hyperlink>
+      <w:r>
+        <w:rPr>
+          <w:lang w:val="gu_IN" w:bidi="gu_IN"/>
+        </w:rPr>
+        <w:t>૩:૯</w:t>
+      </w:r>
       <w:r>
         <w:rPr>
           <w:lang w:val="gu_IN" w:bidi="gu_IN"/>
@@ -37997,18 +37739,12 @@
         </w:rPr>
         <w:t xml:space="preserve">જુઓ કે તમે “ભાઈઓ” શબ્દનું ભાષાંતર </w:t>
       </w:r>
-      <w:hyperlink r:id="rId29">
-        <w:r>
-          <w:rPr>
-            <w:lang w:val="gu_IN" w:bidi="gu_IN"/>
-          </w:rPr>
-          <w:rPr>
-            <w:color w:val="0000EE"/>
-            <w:u w:val="single"/>
-          </w:rPr>
-          <w:t>૧:૨</w:t>
-        </w:r>
-      </w:hyperlink>
+      <w:r>
+        <w:rPr>
+          <w:lang w:val="gu_IN" w:bidi="gu_IN"/>
+        </w:rPr>
+        <w:t>૧:૨</w:t>
+      </w:r>
       <w:r>
         <w:rPr>
           <w:lang w:val="gu_IN" w:bidi="gu_IN"/>
@@ -38708,18 +38444,12 @@
         </w:rPr>
         <w:t xml:space="preserve">જુઓ કે તમે “ભાઈઓ” શબ્દનું ભાષાંતર </w:t>
       </w:r>
-      <w:hyperlink r:id="rId29">
-        <w:r>
-          <w:rPr>
-            <w:lang w:val="gu_IN" w:bidi="gu_IN"/>
-          </w:rPr>
-          <w:rPr>
-            <w:color w:val="0000EE"/>
-            <w:u w:val="single"/>
-          </w:rPr>
-          <w:t>૧:૨</w:t>
-        </w:r>
-      </w:hyperlink>
+      <w:r>
+        <w:rPr>
+          <w:lang w:val="gu_IN" w:bidi="gu_IN"/>
+        </w:rPr>
+        <w:t>૧:૨</w:t>
+      </w:r>
       <w:r>
         <w:rPr>
           <w:lang w:val="gu_IN" w:bidi="gu_IN"/>
@@ -41132,18 +40862,12 @@
         </w:rPr>
         <w:t xml:space="preserve">તમે આનું ભાષાંતર </w:t>
       </w:r>
-      <w:hyperlink r:id="rId46">
-        <w:r>
-          <w:rPr>
-            <w:lang w:val="gu_IN" w:bidi="gu_IN"/>
-          </w:rPr>
-          <w:rPr>
-            <w:color w:val="0000EE"/>
-            <w:u w:val="single"/>
-          </w:rPr>
-          <w:t>૩:૧૫</w:t>
-        </w:r>
-      </w:hyperlink>
+      <w:r>
+        <w:rPr>
+          <w:lang w:val="gu_IN" w:bidi="gu_IN"/>
+        </w:rPr>
+        <w:t>૩:૧૫</w:t>
+      </w:r>
       <w:r>
         <w:rPr>
           <w:lang w:val="gu_IN" w:bidi="gu_IN"/>
@@ -41691,18 +41415,12 @@
         </w:rPr>
         <w:t xml:space="preserve">બાઈબલમાંના લેખો મોટાભાગે વ્યભિચાર વિષે લોકો માટેના એક રૂપક તરીકે વાત કરે, જે એમ કહે છે કે તેઓ ઈશ્વરને પ્રેમ કરે છે પરંતુ એવી બાબતો કરે છે જેને ઈશ્વર ધિક્કારે છે. યાકૂબ </w:t>
       </w:r>
-      <w:hyperlink r:id="rId47">
-        <w:r>
-          <w:rPr>
-            <w:lang w:val="gu_IN" w:bidi="gu_IN"/>
-          </w:rPr>
-          <w:rPr>
-            <w:color w:val="0000EE"/>
-            <w:u w:val="single"/>
-          </w:rPr>
-          <w:t>૪:૪</w:t>
-        </w:r>
-      </w:hyperlink>
+      <w:r>
+        <w:rPr>
+          <w:lang w:val="gu_IN" w:bidi="gu_IN"/>
+        </w:rPr>
+        <w:t>૪:૪</w:t>
+      </w:r>
       <w:r>
         <w:rPr>
           <w:lang w:val="gu_IN" w:bidi="gu_IN"/>
@@ -42171,18 +41889,12 @@
         </w:rPr>
         <w:t xml:space="preserve">જેમ </w:t>
       </w:r>
-      <w:hyperlink r:id="rId48">
-        <w:r>
-          <w:rPr>
-            <w:lang w:val="gu_IN" w:bidi="gu_IN"/>
-          </w:rPr>
-          <w:rPr>
-            <w:color w:val="0000EE"/>
-            <w:u w:val="single"/>
-          </w:rPr>
-          <w:t>૩:૬</w:t>
-        </w:r>
-      </w:hyperlink>
+      <w:r>
+        <w:rPr>
+          <w:lang w:val="gu_IN" w:bidi="gu_IN"/>
+        </w:rPr>
+        <w:t>૩:૬</w:t>
+      </w:r>
       <w:r>
         <w:rPr>
           <w:lang w:val="gu_IN" w:bidi="gu_IN"/>
@@ -42627,36 +42339,24 @@
         </w:rPr>
         <w:t>“મારવું” શબ્દનો અર્થ યાકૂબ કદાચ શાબ્દિક અર્થ કરતો નથી. તેના બદલે, તેનો અર્થ આ હોઈ શકે છે: (૧) આ શબ્દનો ઉપયોગ યાકૂબ કદાચ અલંકારિક અને આધ્યાત્મિક અર્થમાં "નફરત" તરીકે કરી રહ્યો છે. આનો ઉપયોગ ઈસુ અને પ્રેરિતોના શિક્ષણને પ્રતિબિંબિત કરશે. ઈસુએ કહ્યું કે "મારશો નહીં" આજ્ઞાનો અર્થ અન્ય લોકો પર ગુસ્સે થવું અને તેમનું અપમાન કરવા માટે પણ લાગુ પડે છે (</w:t>
       </w:r>
-      <w:hyperlink r:id="rId49">
-        <w:r>
-          <w:rPr>
-            <w:lang w:val="gu_IN" w:bidi="gu_IN"/>
-          </w:rPr>
-          <w:rPr>
-            <w:color w:val="0000EE"/>
-            <w:u w:val="single"/>
-          </w:rPr>
-          <w:t>માથ્થી ૫:૨૧–૨૨</w:t>
-        </w:r>
-      </w:hyperlink>
+      <w:r>
+        <w:rPr>
+          <w:lang w:val="gu_IN" w:bidi="gu_IN"/>
+        </w:rPr>
+        <w:t>માથ્થી ૫:૨૧–૨૨</w:t>
+      </w:r>
       <w:r>
         <w:rPr>
           <w:lang w:val="gu_IN" w:bidi="gu_IN"/>
         </w:rPr>
         <w:t>). પ્રેરિત યોહાને લખ્યું કે "દરેક વ્યક્તિ જે તેના ભાઈને ધિક્કારે છે તે ખૂની છે" (</w:t>
       </w:r>
-      <w:hyperlink r:id="rId50">
-        <w:r>
-          <w:rPr>
-            <w:lang w:val="gu_IN" w:bidi="gu_IN"/>
-          </w:rPr>
-          <w:rPr>
-            <w:color w:val="0000EE"/>
-            <w:u w:val="single"/>
-          </w:rPr>
-          <w:t>૧ લો યોહાન ૩:૧૫</w:t>
-        </w:r>
-      </w:hyperlink>
+      <w:r>
+        <w:rPr>
+          <w:lang w:val="gu_IN" w:bidi="gu_IN"/>
+        </w:rPr>
+        <w:t>૧ લો યોહાન ૩:૧૫</w:t>
+      </w:r>
       <w:r>
         <w:rPr>
           <w:lang w:val="gu_IN" w:bidi="gu_IN"/>
@@ -42843,18 +42543,12 @@
         </w:rPr>
         <w:t xml:space="preserve">જેમ </w:t>
       </w:r>
-      <w:hyperlink r:id="rId51">
-        <w:r>
-          <w:rPr>
-            <w:lang w:val="gu_IN" w:bidi="gu_IN"/>
-          </w:rPr>
-          <w:rPr>
-            <w:color w:val="0000EE"/>
-            <w:u w:val="single"/>
-          </w:rPr>
-          <w:t>૪:૧</w:t>
-        </w:r>
-      </w:hyperlink>
+      <w:r>
+        <w:rPr>
+          <w:lang w:val="gu_IN" w:bidi="gu_IN"/>
+        </w:rPr>
+        <w:t>૪:૧</w:t>
+      </w:r>
       <w:r>
         <w:rPr>
           <w:lang w:val="gu_IN" w:bidi="gu_IN"/>
@@ -43722,18 +43416,12 @@
         </w:rPr>
         <w:t xml:space="preserve">જેમ </w:t>
       </w:r>
-      <w:hyperlink r:id="rId52">
-        <w:r>
-          <w:rPr>
-            <w:lang w:val="gu_IN" w:bidi="gu_IN"/>
-          </w:rPr>
-          <w:rPr>
-            <w:color w:val="0000EE"/>
-            <w:u w:val="single"/>
-          </w:rPr>
-          <w:t>૧:૨૭</w:t>
-        </w:r>
-      </w:hyperlink>
+      <w:r>
+        <w:rPr>
+          <w:lang w:val="gu_IN" w:bidi="gu_IN"/>
+        </w:rPr>
+        <w:t>૧:૨૭</w:t>
+      </w:r>
       <w:r>
         <w:rPr>
           <w:lang w:val="gu_IN" w:bidi="gu_IN"/>
@@ -44616,18 +44304,12 @@
         </w:rPr>
         <w:t xml:space="preserve">આનો અર્થ થઇ શકે: (૧) શબ્દ “આત્મા”નો અર્થ પવિત્ર આત્મા હોઈ શકે છે, જે ક્રિયાપદનો વિષય “ઝંખના” હોઈ શકે છે. આત્માનો ઈર્ષ્યા કરવાનો વિચાર અગાઉની કલમમાંના રૂપક વ્યભિચાર સાથે બંધબેસશે. વૈકલ્પિક ભાષાંતર: “ઈશ્વરે આપણામાં જીવવા માટે જે આત્માને મૂક્યા છે તે ઈશ્વર પ્રત્યે વિશ્વાસુપણા માટે ઝંખે છે” (૨) શબ્દ “આત્મા”નો અર્થ પવિત્ર આત્મા હોઈ શકે છે, જે ક્રિયાપદનો હેતુ “ઝંખના” હોઈ શકે છે, તે કિસ્સામાં ઈશ્વર તે ક્રિયાપદના વિષય હશે. આ ભાષાંતર પણ વ્યભિચારના રૂપક સાથે બંધબેસશે. વૈકલ્પિક ભાષાંતર: “આત્મા કે જેમને આપણામાં જીવવા માટે ઈશ્વરે મૂક્યા છે તે દ્વારા ઈશ્વર આપણા માટે ઈર્ષા પૂર્વક ઝંખે છે” (૩) સંભવિતપણે આનો ઉલ્લેખ કદાચ મનુષ્ય આત્માનો છે, જે કેસમાં યાકૂબ </w:t>
       </w:r>
-      <w:hyperlink r:id="rId53">
-        <w:r>
-          <w:rPr>
-            <w:lang w:val="gu_IN" w:bidi="gu_IN"/>
-          </w:rPr>
-          <w:rPr>
-            <w:color w:val="0000EE"/>
-            <w:u w:val="single"/>
-          </w:rPr>
-          <w:t>૪:૨</w:t>
-        </w:r>
-      </w:hyperlink>
+      <w:r>
+        <w:rPr>
+          <w:lang w:val="gu_IN" w:bidi="gu_IN"/>
+        </w:rPr>
+        <w:t>૪:૨</w:t>
+      </w:r>
       <w:r>
         <w:rPr>
           <w:lang w:val="gu_IN" w:bidi="gu_IN"/>
@@ -45060,18 +44742,12 @@
         </w:rPr>
         <w:t xml:space="preserve">સર્વનામ “તે” શાસ્ત્રનો ઉલ્લેખ કરે છે, અગાઉની કલમમાંથી પૂર્વવર્તી. જો કે યાકૂબ હવે સામાન્ય શિક્ષણના બદલે એક ચોક્કસ ફકરાને ટાંકે છે, </w:t>
       </w:r>
-      <w:hyperlink r:id="rId54">
-        <w:r>
-          <w:rPr>
-            <w:lang w:val="gu_IN" w:bidi="gu_IN"/>
-          </w:rPr>
-          <w:rPr>
-            <w:color w:val="0000EE"/>
-            <w:u w:val="single"/>
-          </w:rPr>
-          <w:t>નીતીવચન ૩:૩૪</w:t>
-        </w:r>
-      </w:hyperlink>
+      <w:r>
+        <w:rPr>
+          <w:lang w:val="gu_IN" w:bidi="gu_IN"/>
+        </w:rPr>
+        <w:t>નીતીવચન ૩:૩૪</w:t>
+      </w:r>
       <w:r>
         <w:rPr>
           <w:lang w:val="gu_IN" w:bidi="gu_IN"/>
@@ -46542,18 +46218,12 @@
         </w:rPr>
         <w:t xml:space="preserve">જુઓ કે </w:t>
       </w:r>
-      <w:hyperlink r:id="rId55">
-        <w:r>
-          <w:rPr>
-            <w:lang w:val="gu_IN" w:bidi="gu_IN"/>
-          </w:rPr>
-          <w:rPr>
-            <w:color w:val="0000EE"/>
-            <w:u w:val="single"/>
-          </w:rPr>
-          <w:t>૧:૮</w:t>
-        </w:r>
-      </w:hyperlink>
+      <w:r>
+        <w:rPr>
+          <w:lang w:val="gu_IN" w:bidi="gu_IN"/>
+        </w:rPr>
+        <w:t>૧:૮</w:t>
+      </w:r>
       <w:r>
         <w:rPr>
           <w:lang w:val="gu_IN" w:bidi="gu_IN"/>
@@ -47649,18 +47319,12 @@
         </w:rPr>
         <w:t xml:space="preserve">“ભાઈઓ” શબ્દનું ભાષાંતર તમે </w:t>
       </w:r>
-      <w:hyperlink r:id="rId29">
-        <w:r>
-          <w:rPr>
-            <w:lang w:val="gu_IN" w:bidi="gu_IN"/>
-          </w:rPr>
-          <w:rPr>
-            <w:color w:val="0000EE"/>
-            <w:u w:val="single"/>
-          </w:rPr>
-          <w:t>૧:૨</w:t>
-        </w:r>
-      </w:hyperlink>
+      <w:r>
+        <w:rPr>
+          <w:lang w:val="gu_IN" w:bidi="gu_IN"/>
+        </w:rPr>
+        <w:t>૧:૨</w:t>
+      </w:r>
       <w:r>
         <w:rPr>
           <w:lang w:val="gu_IN" w:bidi="gu_IN"/>
@@ -47757,72 +47421,48 @@
         </w:rPr>
         <w:t xml:space="preserve">“નિયમ” દ્વારા, યાકૂબ સમાન અર્થ કરે છે જે તેણે </w:t>
       </w:r>
-      <w:hyperlink r:id="rId33">
-        <w:r>
-          <w:rPr>
-            <w:lang w:val="gu_IN" w:bidi="gu_IN"/>
-          </w:rPr>
-          <w:rPr>
-            <w:color w:val="0000EE"/>
-            <w:u w:val="single"/>
-          </w:rPr>
-          <w:t>૨:૮</w:t>
-        </w:r>
-      </w:hyperlink>
+      <w:r>
+        <w:rPr>
+          <w:lang w:val="gu_IN" w:bidi="gu_IN"/>
+        </w:rPr>
+        <w:t>૨:૮</w:t>
+      </w:r>
       <w:r>
         <w:rPr>
           <w:lang w:val="gu_IN" w:bidi="gu_IN"/>
         </w:rPr>
         <w:t xml:space="preserve">માં “શાહી નિયમ” દ્વારા અને </w:t>
       </w:r>
-      <w:hyperlink r:id="rId32">
-        <w:r>
-          <w:rPr>
-            <w:lang w:val="gu_IN" w:bidi="gu_IN"/>
-          </w:rPr>
-          <w:rPr>
-            <w:color w:val="0000EE"/>
-            <w:u w:val="single"/>
-          </w:rPr>
-          <w:t>૧:૨૫</w:t>
-        </w:r>
-      </w:hyperlink>
+      <w:r>
+        <w:rPr>
+          <w:lang w:val="gu_IN" w:bidi="gu_IN"/>
+        </w:rPr>
+        <w:t>૧:૨૫</w:t>
+      </w:r>
       <w:r>
         <w:rPr>
           <w:lang w:val="gu_IN" w:bidi="gu_IN"/>
         </w:rPr>
         <w:t xml:space="preserve">માં અને </w:t>
       </w:r>
-      <w:hyperlink r:id="rId26">
-        <w:r>
-          <w:rPr>
-            <w:lang w:val="gu_IN" w:bidi="gu_IN"/>
-          </w:rPr>
-          <w:rPr>
-            <w:color w:val="0000EE"/>
-            <w:u w:val="single"/>
-          </w:rPr>
-          <w:t>૨:૧૨</w:t>
-        </w:r>
-      </w:hyperlink>
+      <w:r>
+        <w:rPr>
+          <w:lang w:val="gu_IN" w:bidi="gu_IN"/>
+        </w:rPr>
+        <w:t>૨:૧૨</w:t>
+      </w:r>
       <w:r>
         <w:rPr>
           <w:lang w:val="gu_IN" w:bidi="gu_IN"/>
         </w:rPr>
         <w:t xml:space="preserve">માં “સ્વતંત્રતાના નિયમ” દ્વારા કર્યો હતો. એટલે કે, તે આજ્ઞાના અર્થમાં કહે છે કે "તમારા પાડોશીને તમે તમારા જેવા જ પ્રેમ કરશો." યાકૂબ તેના વાચકોને શીખવી રહ્યો છે એમ કહીને કે માનીને કે તેના સાથી વિશ્વાસીઓ ખોટી બાબતો કરી રહ્યા છે, તેઓ આ આજ્ઞાનું અનુસરણ કરી રહ્યા નથી અને તેઓ આ આજ્ઞા સંબંધી એ રીતે વર્તી રહ્યા હતા જેમ કે તેનું પાલન કરવું અગત્યનું નથી. જો તમારા વાચકોને આ મદદરૂપ હોય તો તમે આને સ્પસ્ટપણે સૂચિત કરી શકો છો. જુઓ કે તમે “પાડોશી” શબ્દનું ભાષાંતર </w:t>
       </w:r>
-      <w:hyperlink r:id="rId33">
-        <w:r>
-          <w:rPr>
-            <w:lang w:val="gu_IN" w:bidi="gu_IN"/>
-          </w:rPr>
-          <w:rPr>
-            <w:color w:val="0000EE"/>
-            <w:u w:val="single"/>
-          </w:rPr>
-          <w:t>૨:૮</w:t>
-        </w:r>
-      </w:hyperlink>
+      <w:r>
+        <w:rPr>
+          <w:lang w:val="gu_IN" w:bidi="gu_IN"/>
+        </w:rPr>
+        <w:t>૨:૮</w:t>
+      </w:r>
       <w:r>
         <w:rPr>
           <w:lang w:val="gu_IN" w:bidi="gu_IN"/>
@@ -48627,18 +48267,12 @@
         </w:rPr>
         <w:t xml:space="preserve">જુઓ કે તમે “પાડોશી” શબ્દનું ભાષાંતર </w:t>
       </w:r>
-      <w:hyperlink r:id="rId33">
-        <w:r>
-          <w:rPr>
-            <w:lang w:val="gu_IN" w:bidi="gu_IN"/>
-          </w:rPr>
-          <w:rPr>
-            <w:color w:val="0000EE"/>
-            <w:u w:val="single"/>
-          </w:rPr>
-          <w:t>૨:૮</w:t>
-        </w:r>
-      </w:hyperlink>
+      <w:r>
+        <w:rPr>
+          <w:lang w:val="gu_IN" w:bidi="gu_IN"/>
+        </w:rPr>
+        <w:t>૨:૮</w:t>
+      </w:r>
       <w:r>
         <w:rPr>
           <w:lang w:val="gu_IN" w:bidi="gu_IN"/>
@@ -49921,18 +49555,12 @@
           <w:lang w:val="gu_IN" w:bidi="gu_IN"/>
         </w:rPr>
       </w:r>
-      <w:hyperlink r:id="rId56">
-        <w:r>
-          <w:rPr>
-            <w:lang w:val="gu_IN" w:bidi="gu_IN"/>
-          </w:rPr>
-          <w:rPr>
-            <w:color w:val="0000EE"/>
-            <w:u w:val="single"/>
-          </w:rPr>
-          <w:t>૫:૧૨</w:t>
-        </w:r>
-      </w:hyperlink>
+      <w:r>
+        <w:rPr>
+          <w:lang w:val="gu_IN" w:bidi="gu_IN"/>
+        </w:rPr>
+        <w:t>૫:૧૨</w:t>
+      </w:r>
       <w:r>
         <w:rPr>
           <w:lang w:val="gu_IN" w:bidi="gu_IN"/>
@@ -49975,18 +49603,12 @@
         </w:rPr>
         <w:t xml:space="preserve">પ્રબોધક એલિયાનું ઉદાહરણ જે યાકૂબ </w:t>
       </w:r>
-      <w:hyperlink r:id="rId21">
-        <w:r>
-          <w:rPr>
-            <w:lang w:val="gu_IN" w:bidi="gu_IN"/>
-          </w:rPr>
-          <w:rPr>
-            <w:color w:val="0000EE"/>
-            <w:u w:val="single"/>
-          </w:rPr>
-          <w:t>૫:૧૭–૧૮</w:t>
-        </w:r>
-      </w:hyperlink>
+      <w:r>
+        <w:rPr>
+          <w:lang w:val="gu_IN" w:bidi="gu_IN"/>
+        </w:rPr>
+        <w:t>૫:૧૭–૧૮</w:t>
+      </w:r>
       <w:r>
         <w:rPr>
           <w:lang w:val="gu_IN" w:bidi="gu_IN"/>
@@ -50071,18 +49693,12 @@
         </w:rPr>
         <w:t xml:space="preserve">આ એક રૂઢીપ્રયોગ છે. જુઓ કે તમે તેનું ભાષાંતર </w:t>
       </w:r>
-      <w:hyperlink r:id="rId57">
-        <w:r>
-          <w:rPr>
-            <w:lang w:val="gu_IN" w:bidi="gu_IN"/>
-          </w:rPr>
-          <w:rPr>
-            <w:color w:val="0000EE"/>
-            <w:u w:val="single"/>
-          </w:rPr>
-          <w:t>૪:૧૩</w:t>
-        </w:r>
-      </w:hyperlink>
+      <w:r>
+        <w:rPr>
+          <w:lang w:val="gu_IN" w:bidi="gu_IN"/>
+        </w:rPr>
+        <w:t>૪:૧૩</w:t>
+      </w:r>
       <w:r>
         <w:rPr>
           <w:lang w:val="gu_IN" w:bidi="gu_IN"/>
@@ -50332,18 +49948,12 @@
         </w:rPr>
         <w:t xml:space="preserve">મોટે ભાગે યાકૂબ વિશ્વાસીઓને સંબોધી રહ્યો છે જેઓ ધનવાન છે અથવા ઓછામાં ઓછુ એ ધનવાનોને કે જેઓ વિશ્વાસીઓની સભાઓમાં હાજરી આપતા હતા, તેના બદલે કે અવિશ્વાસીઓ જેઓ ધનવાન છે અથવા સામાન્ય રીતે ધનવાન લોકો છે. (તે સભાઓમાં આ પત્ર મોટેથી વાંચવાના હેતુસર હતો, અને યાકૂબની નોંધ </w:t>
       </w:r>
-      <w:hyperlink r:id="rId58">
-        <w:r>
-          <w:rPr>
-            <w:lang w:val="gu_IN" w:bidi="gu_IN"/>
-          </w:rPr>
-          <w:rPr>
-            <w:color w:val="0000EE"/>
-            <w:u w:val="single"/>
-          </w:rPr>
-          <w:t>૧:૧૦</w:t>
-        </w:r>
-      </w:hyperlink>
+      <w:r>
+        <w:rPr>
+          <w:lang w:val="gu_IN" w:bidi="gu_IN"/>
+        </w:rPr>
+        <w:t>૧:૧૦</w:t>
+      </w:r>
       <w:r>
         <w:rPr>
           <w:lang w:val="gu_IN" w:bidi="gu_IN"/>
@@ -50578,90 +50188,60 @@
         </w:rPr>
         <w:t xml:space="preserve">જો તમારા વાચકો માટે તે મદદરૂપ હોય તો તમે </w:t>
       </w:r>
-      <w:hyperlink r:id="rId59">
-        <w:r>
-          <w:rPr>
-            <w:lang w:val="gu_IN" w:bidi="gu_IN"/>
-          </w:rPr>
-          <w:rPr>
-            <w:color w:val="0000EE"/>
-            <w:u w:val="single"/>
-          </w:rPr>
-          <w:t>૫:૨</w:t>
-        </w:r>
-      </w:hyperlink>
+      <w:r>
+        <w:rPr>
+          <w:lang w:val="gu_IN" w:bidi="gu_IN"/>
+        </w:rPr>
+        <w:t>૫:૨</w:t>
+      </w:r>
       <w:r>
         <w:rPr>
           <w:lang w:val="gu_IN" w:bidi="gu_IN"/>
         </w:rPr>
         <w:t xml:space="preserve"> અને </w:t>
       </w:r>
-      <w:hyperlink r:id="rId60">
-        <w:r>
-          <w:rPr>
-            <w:lang w:val="gu_IN" w:bidi="gu_IN"/>
-          </w:rPr>
-          <w:rPr>
-            <w:color w:val="0000EE"/>
-            <w:u w:val="single"/>
-          </w:rPr>
-          <w:t>૫:૩</w:t>
-        </w:r>
-      </w:hyperlink>
+      <w:r>
+        <w:rPr>
+          <w:lang w:val="gu_IN" w:bidi="gu_IN"/>
+        </w:rPr>
+        <w:t>૫:૩</w:t>
+      </w:r>
       <w:r>
         <w:rPr>
           <w:lang w:val="gu_IN" w:bidi="gu_IN"/>
         </w:rPr>
         <w:t xml:space="preserve">ને એક સેતુ કલમ તરીકે જોડી શકો છો. તમે પ્રથમ </w:t>
       </w:r>
-      <w:hyperlink r:id="rId60">
-        <w:r>
-          <w:rPr>
-            <w:lang w:val="gu_IN" w:bidi="gu_IN"/>
-          </w:rPr>
-          <w:rPr>
-            <w:color w:val="0000EE"/>
-            <w:u w:val="single"/>
-          </w:rPr>
-          <w:t>૫:૩</w:t>
-        </w:r>
-      </w:hyperlink>
+      <w:r>
+        <w:rPr>
+          <w:lang w:val="gu_IN" w:bidi="gu_IN"/>
+        </w:rPr>
+        <w:t>૫:૩</w:t>
+      </w:r>
       <w:r>
         <w:rPr>
           <w:lang w:val="gu_IN" w:bidi="gu_IN"/>
         </w:rPr>
         <w:t xml:space="preserve">નું છેલ્લું વાક્ય મૂકી શકો છો, </w:t>
       </w:r>
-      <w:hyperlink r:id="rId59">
-        <w:r>
-          <w:rPr>
-            <w:lang w:val="gu_IN" w:bidi="gu_IN"/>
-          </w:rPr>
-          <w:rPr>
-            <w:color w:val="0000EE"/>
-            <w:u w:val="single"/>
-          </w:rPr>
-          <w:t>૫:૨</w:t>
-        </w:r>
-      </w:hyperlink>
+      <w:r>
+        <w:rPr>
+          <w:lang w:val="gu_IN" w:bidi="gu_IN"/>
+        </w:rPr>
+        <w:t>૫:૨</w:t>
+      </w:r>
       <w:r>
         <w:rPr>
           <w:lang w:val="gu_IN" w:bidi="gu_IN"/>
         </w:rPr>
         <w:t xml:space="preserve">ના સઘળાં દ્વારા અનુસરતું અને તે પછી બાકીનું </w:t>
       </w:r>
-      <w:hyperlink r:id="rId60">
-        <w:r>
-          <w:rPr>
-            <w:lang w:val="gu_IN" w:bidi="gu_IN"/>
-          </w:rPr>
-          <w:rPr>
-            <w:color w:val="0000EE"/>
-            <w:u w:val="single"/>
-          </w:rPr>
-          <w:t>૫:૩</w:t>
-        </w:r>
-      </w:hyperlink>
+      <w:r>
+        <w:rPr>
+          <w:lang w:val="gu_IN" w:bidi="gu_IN"/>
+        </w:rPr>
+        <w:t>૫:૩</w:t>
+      </w:r>
       <w:r>
         <w:rPr>
           <w:lang w:val="gu_IN" w:bidi="gu_IN"/>
@@ -51466,18 +51046,12 @@
         </w:rPr>
         <w:t xml:space="preserve">જો તમે સેતુ કલમનું સર્જન કર્યું છે અને તમે </w:t>
       </w:r>
-      <w:hyperlink r:id="rId59">
-        <w:r>
-          <w:rPr>
-            <w:lang w:val="gu_IN" w:bidi="gu_IN"/>
-          </w:rPr>
-          <w:rPr>
-            <w:color w:val="0000EE"/>
-            <w:u w:val="single"/>
-          </w:rPr>
-          <w:t>૫:૨</w:t>
-        </w:r>
-      </w:hyperlink>
+      <w:r>
+        <w:rPr>
+          <w:lang w:val="gu_IN" w:bidi="gu_IN"/>
+        </w:rPr>
+        <w:t>૫:૨</w:t>
+      </w:r>
       <w:r>
         <w:rPr>
           <w:lang w:val="gu_IN" w:bidi="gu_IN"/>
@@ -52102,18 +51676,12 @@
         </w:rPr>
         <w:t xml:space="preserve">જો ઉપરની નોંધમાં આ વિધાનનું પ્રથમ અર્થઘટન સાચું છે, તો યાકૂબ અગાઉની કલમમાં અને આ કલમના પહેલા ભાગમાં વર્ણવેલા પરિણામોનું કારણ આપી રહ્યો છે. જો તમે </w:t>
       </w:r>
-      <w:hyperlink r:id="rId59">
-        <w:r>
-          <w:rPr>
-            <w:lang w:val="gu_IN" w:bidi="gu_IN"/>
-          </w:rPr>
-          <w:rPr>
-            <w:color w:val="0000EE"/>
-            <w:u w:val="single"/>
-          </w:rPr>
-          <w:t>૫:૨</w:t>
-        </w:r>
-      </w:hyperlink>
+      <w:r>
+        <w:rPr>
+          <w:lang w:val="gu_IN" w:bidi="gu_IN"/>
+        </w:rPr>
+        <w:t>૫:૨</w:t>
+      </w:r>
       <w:r>
         <w:rPr>
           <w:lang w:val="gu_IN" w:bidi="gu_IN"/>
@@ -53830,18 +53398,12 @@
         </w:rPr>
         <w:t xml:space="preserve">જુઓ કે “ભાઈઓ” શબ્દનું ભાષાંતર તમે </w:t>
       </w:r>
-      <w:hyperlink r:id="rId29">
-        <w:r>
-          <w:rPr>
-            <w:lang w:val="gu_IN" w:bidi="gu_IN"/>
-          </w:rPr>
-          <w:rPr>
-            <w:color w:val="0000EE"/>
-            <w:u w:val="single"/>
-          </w:rPr>
-          <w:t>૧:૨</w:t>
-        </w:r>
-      </w:hyperlink>
+      <w:r>
+        <w:rPr>
+          <w:lang w:val="gu_IN" w:bidi="gu_IN"/>
+        </w:rPr>
+        <w:t>૧:૨</w:t>
+      </w:r>
       <w:r>
         <w:rPr>
           <w:lang w:val="gu_IN" w:bidi="gu_IN"/>

--- a/guj/docx/59.content.docx
+++ b/guj/docx/59.content.docx
@@ -1633,6 +1633,81 @@
         <w:rPr>
           <w:lang w:val="gu_IN" w:bidi="gu_IN"/>
         </w:rPr>
+        <w:t>યાકૂબનો પત્ર 1:1 (#1)</w:t>
+      </w:r>
+      <w:r>
+        <w:rPr>
+          <w:lang w:val="gu_IN" w:bidi="gu_IN"/>
+        </w:rPr>
+      </w:r>
+    </w:p>
+    <w:p>
+      <w:pPr/>
+      <w:r>
+        <w:rPr>
+          <w:lang w:val="gu_IN" w:bidi="gu_IN"/>
+        </w:rPr>
+      </w:r>
+      <w:r>
+        <w:rPr>
+          <w:b/>
+          <w:lang w:val="gu_IN" w:bidi="gu_IN"/>
+        </w:rPr>
+        <w:t>"યાકૂબ"</w:t>
+      </w:r>
+    </w:p>
+    <w:p>
+      <w:pPr/>
+      <w:r>
+        <w:rPr>
+          <w:lang w:val="gu_IN" w:bidi="gu_IN"/>
+        </w:rPr>
+      </w:r>
+      <w:r>
+        <w:rPr>
+          <w:lang w:val="gu_IN" w:bidi="gu_IN"/>
+        </w:rPr>
+        <w:t xml:space="preserve">આ એક માણસનું નામ છે, ઈસુના સાવકા ભાઈનું. તેના વિષેની માહિતી યાકૂબના પત્રની પ્રસ્તાવનાના ભાગ ૧ માં જુઓ. (See: </w:t>
+      </w:r>
+      <w:r>
+        <w:rPr>
+          <w:lang w:val="gu_IN" w:bidi="gu_IN"/>
+        </w:rPr>
+        <w:t>નામોનો અનુવાદ કેવી રીતે કરવો</w:t>
+      </w:r>
+      <w:r>
+        <w:rPr>
+          <w:lang w:val="gu_IN" w:bidi="gu_IN"/>
+        </w:rPr>
+        <w:t>)</w:t>
+      </w:r>
+      <w:r>
+        <w:rPr>
+          <w:lang w:val="gu_IN" w:bidi="gu_IN"/>
+        </w:rPr>
+      </w:r>
+      <w:r>
+        <w:rPr>
+          <w:lang w:val="gu_IN" w:bidi="gu_IN"/>
+        </w:rPr>
+      </w:r>
+    </w:p>
+    <w:p>
+      <w:pPr/>
+      <w:r>
+        <w:rPr>
+          <w:lang w:val="gu_IN" w:bidi="gu_IN"/>
+        </w:rPr>
+      </w:r>
+    </w:p>
+    <w:p>
+      <w:pPr>
+        <w:pStyle w:val="Heading2"/>
+      </w:pPr>
+      <w:r>
+        <w:rPr>
+          <w:lang w:val="gu_IN" w:bidi="gu_IN"/>
+        </w:rPr>
         <w:t>યાકૂબનો પત્ર 1:2 (#1)</w:t>
       </w:r>
       <w:r>
@@ -28753,6 +28828,81 @@
         <w:rPr>
           <w:lang w:val="gu_IN" w:bidi="gu_IN"/>
         </w:rPr>
+        <w:t>યાકૂબનો પત્ર 2:21 (#5)</w:t>
+      </w:r>
+      <w:r>
+        <w:rPr>
+          <w:lang w:val="gu_IN" w:bidi="gu_IN"/>
+        </w:rPr>
+      </w:r>
+    </w:p>
+    <w:p>
+      <w:pPr/>
+      <w:r>
+        <w:rPr>
+          <w:lang w:val="gu_IN" w:bidi="gu_IN"/>
+        </w:rPr>
+      </w:r>
+      <w:r>
+        <w:rPr>
+          <w:b/>
+          <w:lang w:val="gu_IN" w:bidi="gu_IN"/>
+        </w:rPr>
+        <w:t>"ઇબ્રાહિમે &amp; ઇસહાકનું"</w:t>
+      </w:r>
+    </w:p>
+    <w:p>
+      <w:pPr/>
+      <w:r>
+        <w:rPr>
+          <w:lang w:val="gu_IN" w:bidi="gu_IN"/>
+        </w:rPr>
+      </w:r>
+      <w:r>
+        <w:rPr>
+          <w:lang w:val="gu_IN" w:bidi="gu_IN"/>
+        </w:rPr>
+        <w:t xml:space="preserve">આ બે વ્યક્તિઓના નામો છે. (જુઓ: </w:t>
+      </w:r>
+      <w:r>
+        <w:rPr>
+          <w:lang w:val="gu_IN" w:bidi="gu_IN"/>
+        </w:rPr>
+        <w:t>નામોનો અનુવાદ કેવી રીતે કરવો</w:t>
+      </w:r>
+      <w:r>
+        <w:rPr>
+          <w:lang w:val="gu_IN" w:bidi="gu_IN"/>
+        </w:rPr>
+        <w:t>)</w:t>
+      </w:r>
+      <w:r>
+        <w:rPr>
+          <w:lang w:val="gu_IN" w:bidi="gu_IN"/>
+        </w:rPr>
+      </w:r>
+      <w:r>
+        <w:rPr>
+          <w:lang w:val="gu_IN" w:bidi="gu_IN"/>
+        </w:rPr>
+      </w:r>
+    </w:p>
+    <w:p>
+      <w:pPr/>
+      <w:r>
+        <w:rPr>
+          <w:lang w:val="gu_IN" w:bidi="gu_IN"/>
+        </w:rPr>
+      </w:r>
+    </w:p>
+    <w:p>
+      <w:pPr>
+        <w:pStyle w:val="Heading2"/>
+      </w:pPr>
+      <w:r>
+        <w:rPr>
+          <w:lang w:val="gu_IN" w:bidi="gu_IN"/>
+        </w:rPr>
         <w:t>યાકૂબનો પત્ર 2:22 (#1)</w:t>
       </w:r>
       <w:r>
@@ -30609,6 +30759,81 @@
           <w:lang w:val="gu_IN" w:bidi="gu_IN"/>
         </w:rPr>
         <w:t>સર્વનામ - તેનો ઉપયોગ ક્યારે કરવો</w:t>
+      </w:r>
+      <w:r>
+        <w:rPr>
+          <w:lang w:val="gu_IN" w:bidi="gu_IN"/>
+        </w:rPr>
+        <w:t>)</w:t>
+      </w:r>
+      <w:r>
+        <w:rPr>
+          <w:lang w:val="gu_IN" w:bidi="gu_IN"/>
+        </w:rPr>
+      </w:r>
+      <w:r>
+        <w:rPr>
+          <w:lang w:val="gu_IN" w:bidi="gu_IN"/>
+        </w:rPr>
+      </w:r>
+    </w:p>
+    <w:p>
+      <w:pPr/>
+      <w:r>
+        <w:rPr>
+          <w:lang w:val="gu_IN" w:bidi="gu_IN"/>
+        </w:rPr>
+      </w:r>
+    </w:p>
+    <w:p>
+      <w:pPr>
+        <w:pStyle w:val="Heading2"/>
+      </w:pPr>
+      <w:r>
+        <w:rPr>
+          <w:lang w:val="gu_IN" w:bidi="gu_IN"/>
+        </w:rPr>
+        <w:t>યાકૂબનો પત્ર 2:25 (#4)</w:t>
+      </w:r>
+      <w:r>
+        <w:rPr>
+          <w:lang w:val="gu_IN" w:bidi="gu_IN"/>
+        </w:rPr>
+      </w:r>
+    </w:p>
+    <w:p>
+      <w:pPr/>
+      <w:r>
+        <w:rPr>
+          <w:lang w:val="gu_IN" w:bidi="gu_IN"/>
+        </w:rPr>
+      </w:r>
+      <w:r>
+        <w:rPr>
+          <w:b/>
+          <w:lang w:val="gu_IN" w:bidi="gu_IN"/>
+        </w:rPr>
+        <w:t>"રાહાબ"</w:t>
+      </w:r>
+    </w:p>
+    <w:p>
+      <w:pPr/>
+      <w:r>
+        <w:rPr>
+          <w:lang w:val="gu_IN" w:bidi="gu_IN"/>
+        </w:rPr>
+      </w:r>
+      <w:r>
+        <w:rPr>
+          <w:lang w:val="gu_IN" w:bidi="gu_IN"/>
+        </w:rPr>
+        <w:t xml:space="preserve">“રાહાબ” એ એક સ્ત્રીનું નામ છે. (જુઓ: </w:t>
+      </w:r>
+      <w:r>
+        <w:rPr>
+          <w:lang w:val="gu_IN" w:bidi="gu_IN"/>
+        </w:rPr>
+        <w:t>નામોનો અનુવાદ કેવી રીતે કરવો</w:t>
       </w:r>
       <w:r>
         <w:rPr>
@@ -33545,6 +33770,81 @@
         <w:rPr>
           <w:lang w:val="gu_IN" w:bidi="gu_IN"/>
         </w:rPr>
+        <w:t>યાકૂબનો પત્ર 3:4 (#10)</w:t>
+      </w:r>
+      <w:r>
+        <w:rPr>
+          <w:lang w:val="gu_IN" w:bidi="gu_IN"/>
+        </w:rPr>
+      </w:r>
+    </w:p>
+    <w:p>
+      <w:pPr/>
+      <w:r>
+        <w:rPr>
+          <w:lang w:val="gu_IN" w:bidi="gu_IN"/>
+        </w:rPr>
+      </w:r>
+      <w:r>
+        <w:rPr>
+          <w:b/>
+          <w:lang w:val="gu_IN" w:bidi="gu_IN"/>
+        </w:rPr>
+        <w:t>"સુકાનીની મરજી મુજબ &amp; છે"</w:t>
+      </w:r>
+    </w:p>
+    <w:p>
+      <w:pPr/>
+      <w:r>
+        <w:rPr>
+          <w:lang w:val="gu_IN" w:bidi="gu_IN"/>
+        </w:rPr>
+      </w:r>
+      <w:r>
+        <w:rPr>
+          <w:lang w:val="gu_IN" w:bidi="gu_IN"/>
+        </w:rPr>
+        <w:t xml:space="preserve">યાકૂબ, “સુકાન” કૃદંત, જે મોટે ભાગે વિશેષણનું કામ કરે છે, તેનો ઉપયોગ એક નામ તરીકે કરે છે, વહાણના ચોક્કસ સભ્યને સૂચવવા માટે. તમારી ભાષામાં ચોક્કસ શબ્દ હોઈ શકે છે વહાણના આ ચોક્કસ સભ્યને સૂચવવા માટે. વૈકલ્પિક ભાષાંતર: “સુકાનીના/કર્ણધારના” (જુઓ: </w:t>
+      </w:r>
+      <w:r>
+        <w:rPr>
+          <w:lang w:val="gu_IN" w:bidi="gu_IN"/>
+        </w:rPr>
+        <w:t>નામવાચક વિશેષણો</w:t>
+      </w:r>
+      <w:r>
+        <w:rPr>
+          <w:lang w:val="gu_IN" w:bidi="gu_IN"/>
+        </w:rPr>
+        <w:t>)</w:t>
+      </w:r>
+      <w:r>
+        <w:rPr>
+          <w:lang w:val="gu_IN" w:bidi="gu_IN"/>
+        </w:rPr>
+      </w:r>
+      <w:r>
+        <w:rPr>
+          <w:lang w:val="gu_IN" w:bidi="gu_IN"/>
+        </w:rPr>
+      </w:r>
+    </w:p>
+    <w:p>
+      <w:pPr/>
+      <w:r>
+        <w:rPr>
+          <w:lang w:val="gu_IN" w:bidi="gu_IN"/>
+        </w:rPr>
+      </w:r>
+    </w:p>
+    <w:p>
+      <w:pPr>
+        <w:pStyle w:val="Heading2"/>
+      </w:pPr>
+      <w:r>
+        <w:rPr>
+          <w:lang w:val="gu_IN" w:bidi="gu_IN"/>
+        </w:rPr>
         <w:t>યાકૂબનો પત્ર 3:5 (#1)</w:t>
       </w:r>
       <w:r>
@@ -35467,6 +35767,156 @@
           <w:lang w:val="gu_IN" w:bidi="gu_IN"/>
         </w:rPr>
         <w:t>રૂપક</w:t>
+      </w:r>
+      <w:r>
+        <w:rPr>
+          <w:lang w:val="gu_IN" w:bidi="gu_IN"/>
+        </w:rPr>
+        <w:t>)</w:t>
+      </w:r>
+      <w:r>
+        <w:rPr>
+          <w:lang w:val="gu_IN" w:bidi="gu_IN"/>
+        </w:rPr>
+      </w:r>
+      <w:r>
+        <w:rPr>
+          <w:lang w:val="gu_IN" w:bidi="gu_IN"/>
+        </w:rPr>
+      </w:r>
+    </w:p>
+    <w:p>
+      <w:pPr/>
+      <w:r>
+        <w:rPr>
+          <w:lang w:val="gu_IN" w:bidi="gu_IN"/>
+        </w:rPr>
+      </w:r>
+    </w:p>
+    <w:p>
+      <w:pPr>
+        <w:pStyle w:val="Heading2"/>
+      </w:pPr>
+      <w:r>
+        <w:rPr>
+          <w:lang w:val="gu_IN" w:bidi="gu_IN"/>
+        </w:rPr>
+        <w:t>યાકૂબનો પત્ર 3:6 (#7)</w:t>
+      </w:r>
+      <w:r>
+        <w:rPr>
+          <w:lang w:val="gu_IN" w:bidi="gu_IN"/>
+        </w:rPr>
+      </w:r>
+    </w:p>
+    <w:p>
+      <w:pPr/>
+      <w:r>
+        <w:rPr>
+          <w:lang w:val="gu_IN" w:bidi="gu_IN"/>
+        </w:rPr>
+      </w:r>
+      <w:r>
+        <w:rPr>
+          <w:b/>
+          <w:lang w:val="gu_IN" w:bidi="gu_IN"/>
+        </w:rPr>
+        <w:t>"મલિન બનાવનાર એવી &amp; છે"</w:t>
+      </w:r>
+    </w:p>
+    <w:p>
+      <w:pPr/>
+      <w:r>
+        <w:rPr>
+          <w:lang w:val="gu_IN" w:bidi="gu_IN"/>
+        </w:rPr>
+      </w:r>
+      <w:r>
+        <w:rPr>
+          <w:lang w:val="gu_IN" w:bidi="gu_IN"/>
+        </w:rPr>
+        <w:t xml:space="preserve">યાકૂબ કૃદંત “ધૂંધળું થઇ જવું”નો ઉપયોગ કરી રહ્યો છે, જે એક વિશેષણ તરીકે કાર્ય કરે છે, જેમાં નિશ્ચિત એક શબ્દ વર્ગ, નામ તરીકે છે. (યુ.એલ.ટી. “વસ્તુ”નો ઉમેરો કરી આનો સંકેત કરે છે.) તમારી ભાષા કદાચ વિશેષણોનો ઉપયોગ આ જ સમાન રીતે કરે. જો ના તો તમે આનું ભાષાંતર એકસમાન અભિવ્યક્તિ સાથે કરી શકો છો. કેટલીક ભાષાઓ કૃદંતનો ઉપયોગ પોતે જ કરી શકે છે. વૈકલ્પિક ભાષાંતર: “ધૂંધળું થઇ જવું” (જુઓ: </w:t>
+      </w:r>
+      <w:r>
+        <w:rPr>
+          <w:lang w:val="gu_IN" w:bidi="gu_IN"/>
+        </w:rPr>
+        <w:t>નામવાચક વિશેષણો</w:t>
+      </w:r>
+      <w:r>
+        <w:rPr>
+          <w:lang w:val="gu_IN" w:bidi="gu_IN"/>
+        </w:rPr>
+        <w:t>)</w:t>
+      </w:r>
+      <w:r>
+        <w:rPr>
+          <w:lang w:val="gu_IN" w:bidi="gu_IN"/>
+        </w:rPr>
+      </w:r>
+      <w:r>
+        <w:rPr>
+          <w:lang w:val="gu_IN" w:bidi="gu_IN"/>
+        </w:rPr>
+      </w:r>
+    </w:p>
+    <w:p>
+      <w:pPr/>
+      <w:r>
+        <w:rPr>
+          <w:lang w:val="gu_IN" w:bidi="gu_IN"/>
+        </w:rPr>
+      </w:r>
+    </w:p>
+    <w:p>
+      <w:pPr>
+        <w:pStyle w:val="Heading2"/>
+      </w:pPr>
+      <w:r>
+        <w:rPr>
+          <w:lang w:val="gu_IN" w:bidi="gu_IN"/>
+        </w:rPr>
+        <w:t>યાકૂબનો પત્ર 3:6 (#14)</w:t>
+      </w:r>
+      <w:r>
+        <w:rPr>
+          <w:lang w:val="gu_IN" w:bidi="gu_IN"/>
+        </w:rPr>
+      </w:r>
+    </w:p>
+    <w:p>
+      <w:pPr/>
+      <w:r>
+        <w:rPr>
+          <w:lang w:val="gu_IN" w:bidi="gu_IN"/>
+        </w:rPr>
+      </w:r>
+      <w:r>
+        <w:rPr>
+          <w:b/>
+          <w:lang w:val="gu_IN" w:bidi="gu_IN"/>
+        </w:rPr>
+        <w:t>"ગેહેન્ના"</w:t>
+      </w:r>
+    </w:p>
+    <w:p>
+      <w:pPr/>
+      <w:r>
+        <w:rPr>
+          <w:lang w:val="gu_IN" w:bidi="gu_IN"/>
+        </w:rPr>
+      </w:r>
+      <w:r>
+        <w:rPr>
+          <w:lang w:val="gu_IN" w:bidi="gu_IN"/>
+        </w:rPr>
+        <w:t xml:space="preserve">“ગેહેન્ના” એક સ્થળનું ગ્રીક નામ છે, યારુશાલેમની બહાર જ આવેલ હિન્નોમની ખીણ. (જુઓ: </w:t>
+      </w:r>
+      <w:r>
+        <w:rPr>
+          <w:lang w:val="gu_IN" w:bidi="gu_IN"/>
+        </w:rPr>
+        <w:t>નામોનો અનુવાદ કેવી રીતે કરવો</w:t>
       </w:r>
       <w:r>
         <w:rPr>
@@ -42002,6 +42452,132 @@
           <w:lang w:val="gu_IN" w:bidi="gu_IN"/>
         </w:rPr>
         <w:t>)</w:t>
+      </w:r>
+      <w:r>
+        <w:rPr>
+          <w:lang w:val="gu_IN" w:bidi="gu_IN"/>
+        </w:rPr>
+      </w:r>
+      <w:r>
+        <w:rPr>
+          <w:lang w:val="gu_IN" w:bidi="gu_IN"/>
+        </w:rPr>
+      </w:r>
+    </w:p>
+    <w:p>
+      <w:pPr/>
+      <w:r>
+        <w:rPr>
+          <w:lang w:val="gu_IN" w:bidi="gu_IN"/>
+        </w:rPr>
+      </w:r>
+    </w:p>
+    <w:p>
+      <w:pPr>
+        <w:pStyle w:val="Heading2"/>
+      </w:pPr>
+      <w:r>
+        <w:rPr>
+          <w:lang w:val="gu_IN" w:bidi="gu_IN"/>
+        </w:rPr>
+        <w:t>યાકૂબનો પત્ર 4:1 (#1)</w:t>
+      </w:r>
+      <w:r>
+        <w:rPr>
+          <w:lang w:val="gu_IN" w:bidi="gu_IN"/>
+        </w:rPr>
+      </w:r>
+    </w:p>
+    <w:p>
+      <w:pPr/>
+      <w:r>
+        <w:rPr>
+          <w:lang w:val="gu_IN" w:bidi="gu_IN"/>
+        </w:rPr>
+      </w:r>
+      <w:r>
+        <w:rPr>
+          <w:b/>
+          <w:lang w:val="gu_IN" w:bidi="gu_IN"/>
+        </w:rPr>
+        <w:t>"તમારામાં લડાઈઓ ક્યાંથી &amp; અને &amp; ક્યાંથી &amp; લડે છે"</w:t>
+      </w:r>
+    </w:p>
+    <w:p>
+      <w:pPr/>
+      <w:r>
+        <w:rPr>
+          <w:lang w:val="gu_IN" w:bidi="gu_IN"/>
+        </w:rPr>
+      </w:r>
+      <w:r>
+        <w:rPr>
+          <w:lang w:val="gu_IN" w:bidi="gu_IN"/>
+        </w:rPr>
+        <w:t>“જ્યાંથી” અનુવાદિત શબ્દનો અર્થ થાય છે "ક્યાંથી." તમારી ભાષામાં સમાન શબ્દ હોઈ શકે છે જેનો ઉપયોગ તમે તમારા અનુવાદમાં કરી શકો છો. નહિંતર, તમે એ જ અર્થ એ રીતે વ્યક્ત કરી શકો છો જે તમારી ભાષામાં સ્વાભાવિક હોય. વૈકલ્પિક ભાષાંતર: “તમારી વચ્ચે યુદ્ધો અને લડાઇઓ ક્યાંથી આવે છે? ”</w:t>
+      </w:r>
+      <w:r>
+        <w:rPr>
+          <w:lang w:val="gu_IN" w:bidi="gu_IN"/>
+        </w:rPr>
+      </w:r>
+      <w:r>
+        <w:rPr>
+          <w:lang w:val="gu_IN" w:bidi="gu_IN"/>
+        </w:rPr>
+      </w:r>
+    </w:p>
+    <w:p>
+      <w:pPr/>
+      <w:r>
+        <w:rPr>
+          <w:lang w:val="gu_IN" w:bidi="gu_IN"/>
+        </w:rPr>
+      </w:r>
+    </w:p>
+    <w:p>
+      <w:pPr>
+        <w:pStyle w:val="Heading2"/>
+      </w:pPr>
+      <w:r>
+        <w:rPr>
+          <w:lang w:val="gu_IN" w:bidi="gu_IN"/>
+        </w:rPr>
+        <w:t>યાકૂબનો પત્ર 4:1 (#6)</w:t>
+      </w:r>
+      <w:r>
+        <w:rPr>
+          <w:lang w:val="gu_IN" w:bidi="gu_IN"/>
+        </w:rPr>
+      </w:r>
+    </w:p>
+    <w:p>
+      <w:pPr/>
+      <w:r>
+        <w:rPr>
+          <w:lang w:val="gu_IN" w:bidi="gu_IN"/>
+        </w:rPr>
+      </w:r>
+      <w:r>
+        <w:rPr>
+          <w:b/>
+          <w:lang w:val="gu_IN" w:bidi="gu_IN"/>
+        </w:rPr>
+        <w:t>"તેથી નથી"</w:t>
+      </w:r>
+    </w:p>
+    <w:p>
+      <w:pPr/>
+      <w:r>
+        <w:rPr>
+          <w:lang w:val="gu_IN" w:bidi="gu_IN"/>
+        </w:rPr>
+      </w:r>
+      <w:r>
+        <w:rPr>
+          <w:lang w:val="gu_IN" w:bidi="gu_IN"/>
+        </w:rPr>
+        <w:t>“હવેથી” અનુવાદિત શબ્દનો અર્થ "અહીંથી" થાય છે. તમારી ભાષામાં સમાન શબ્દ હોઈ શકે છે જેનો ઉપયોગ તમે તમારા અનુવાદમાં કરી શકો છો. નહિંતર, તમે એ જ અર્થ એ રીતે વ્યક્ત કરી શકો છો જે તમારી ભાષામાં સ્વાભાવિક હોય. વૈકલ્પિક ભાષાંતર: “શું તે અહીંથી આવતા નથી”</w:t>
       </w:r>
       <w:r>
         <w:rPr>
